--- a/lab3/Отчёт_ЛР3.docx
+++ b/lab3/Отчёт_ЛР3.docx
@@ -638,7 +638,7 @@
           <w:sz w:val="24"/>
           <w:szCs w:val="24"/>
         </w:rPr>
-        <w:t xml:space="preserve">2.2 Функциональные требования	9</w:t>
+        <w:t xml:space="preserve">2.2 Функциональные требования	10</w:t>
       </w:r>
     </w:p>
     <w:p>
@@ -655,7 +655,7 @@
           <w:sz w:val="24"/>
           <w:szCs w:val="24"/>
         </w:rPr>
-        <w:t xml:space="preserve">2.3 Нефункциональные требования	11</w:t>
+        <w:t xml:space="preserve">2.3 Нефункциональные требования	12</w:t>
       </w:r>
     </w:p>
     <w:p>
@@ -689,7 +689,7 @@
           <w:sz w:val="24"/>
           <w:szCs w:val="24"/>
         </w:rPr>
-        <w:t xml:space="preserve">2.5 Связь требований	12</w:t>
+        <w:t xml:space="preserve">2.5 Связь требований	13</w:t>
       </w:r>
     </w:p>
     <w:p>
@@ -706,7 +706,7 @@
           <w:sz w:val="24"/>
           <w:szCs w:val="24"/>
         </w:rPr>
-        <w:t xml:space="preserve">Заключение	14</w:t>
+        <w:t xml:space="preserve">Заключение	15</w:t>
       </w:r>
     </w:p>
     <w:p>
@@ -723,7 +723,7 @@
           <w:sz w:val="24"/>
           <w:szCs w:val="24"/>
         </w:rPr>
-        <w:t xml:space="preserve">Приложение А User Journey Map персоны «Андрей Соколов»	15</w:t>
+        <w:t xml:space="preserve">Приложение А User Journey Map персоны «Андрей Соколов»	16</w:t>
       </w:r>
     </w:p>
     <w:p>
@@ -4446,7 +4446,61 @@
           <w:sz w:val="24"/>
           <w:szCs w:val="24"/>
         </w:rPr>
-        <w:t xml:space="preserve">Требования сформулированы по итогам онлайн-опроса из лабораторной работы № 1 и User Journey Map и разделены на четыре категории: пользовательские, функциональные, нефункциональные и системные. Функционал лабораторной работы № 1 сохранён полностью и дополнен возможностями, выявленными по карте. Каждое функциональное, нефункциональное и системное требование следует из пользовательского – связь указана в скобках и сведена в подразделе 2.5. Требования сформулированы однозначно: в них описано, что система делает, без оговорок о том, что функция появится при определённых условиях.</w:t>
+        <w:t xml:space="preserve">Требования сформулированы по итогам онлайн-опроса из лабораторной работы № 1 и User Journey Map и разделены на четыре категории: пользовательские, функциональные, нефункциональные и системные. Функционал лабораторной работы № 1 сохранён полностью и дополнен возможностями, выявленными по карте. Каждое функциональное, нефункциональное и системное требование следует из пользовательского – связь указана в скобках и сведена в подразделе 2.5. Требования сформулированы однозначно: в них описано, что система делает, без оговорок о том, что функция появится при определённых условиях. Все требования сведены в карту требований на рисунке 1.</w:t>
+      </w:r>
+    </w:p>
+    <w:p>
+      <w:pPr>
+        <w:keepNext/>
+        <w:spacing w:after="0" w:before="240" w:line="240" w:lineRule="auto"/>
+        <w:jc w:val="center"/>
+      </w:pPr>
+      <w:r>
+        <w:drawing>
+          <wp:inline xmlns:wp="http://schemas.openxmlformats.org/drawingml/2006/wordprocessingDrawing" distT="0" distB="0" distL="0" distR="0">
+            <wp:extent cx="6120000" cy="3743400"/>
+            <wp:docPr id="1001" name="Карта требований"/>
+            <a:graphic xmlns:a="http://schemas.openxmlformats.org/drawingml/2006/main">
+              <a:graphicData uri="http://schemas.openxmlformats.org/drawingml/2006/picture">
+                <pic:pic xmlns:pic="http://schemas.openxmlformats.org/drawingml/2006/picture">
+                  <pic:nvPicPr>
+                    <pic:cNvPr id="1001" name="reqmap.png"/>
+                    <pic:cNvPicPr/>
+                  </pic:nvPicPr>
+                  <pic:blipFill>
+                    <a:blip xmlns:r="http://schemas.openxmlformats.org/officeDocument/2006/relationships" r:embed="rIdReqMap"/>
+                    <a:stretch>
+                      <a:fillRect/>
+                    </a:stretch>
+                  </pic:blipFill>
+                  <pic:spPr>
+                    <a:xfrm>
+                      <a:off x="0" y="0"/>
+                      <a:ext cx="6120000" cy="3743400"/>
+                    </a:xfrm>
+                    <a:prstGeom prst="rect">
+                      <a:avLst/>
+                    </a:prstGeom>
+                  </pic:spPr>
+                </pic:pic>
+              </a:graphicData>
+            </a:graphic>
+          </wp:inline>
+        </w:drawing>
+      </w:r>
+    </w:p>
+    <w:p>
+      <w:pPr>
+        <w:spacing w:after="240" w:before="120" w:line="360" w:lineRule="auto"/>
+        <w:jc w:val="center"/>
+      </w:pPr>
+      <w:r>
+        <w:rPr>
+          <w:rFonts w:ascii="Times New Roman" w:cs="Times New Roman" w:eastAsia="Times New Roman" w:hAnsi="Times New Roman"/>
+          <w:sz w:val="24"/>
+          <w:szCs w:val="24"/>
+        </w:rPr>
+        <w:t xml:space="preserve">Рисунок 1 – Карта требований к приложению «Ключ»</w:t>
       </w:r>
     </w:p>
     <w:p>
